--- a/Mordheim-greek warband true.docx
+++ b/Mordheim-greek warband true.docx
@@ -1,6 +1,6 @@
 
 <file path=word/document.xml><?xml version="1.0" encoding="utf-8"?>
-<w:document xmlns:wpc="http://schemas.microsoft.com/office/word/2010/wordprocessingCanvas" xmlns:cx="http://schemas.microsoft.com/office/drawing/2014/chartex" xmlns:cx1="http://schemas.microsoft.com/office/drawing/2015/9/8/chartex" xmlns:cx2="http://schemas.microsoft.com/office/drawing/2015/10/21/chartex" xmlns:cx3="http://schemas.microsoft.com/office/drawing/2016/5/9/chartex" xmlns:cx4="http://schemas.microsoft.com/office/drawing/2016/5/10/chartex" xmlns:cx5="http://schemas.microsoft.com/office/drawing/2016/5/11/chartex" xmlns:cx6="http://schemas.microsoft.com/office/drawing/2016/5/12/chartex" xmlns:cx7="http://schemas.microsoft.com/office/drawing/2016/5/13/chartex" xmlns:cx8="http://schemas.microsoft.com/office/drawing/2016/5/14/chartex" xmlns:mc="http://schemas.openxmlformats.org/markup-compatibility/2006" xmlns:aink="http://schemas.microsoft.com/office/drawing/2016/ink" xmlns:am3d="http://schemas.microsoft.com/office/drawing/2017/model3d" xmlns:o="urn:schemas-microsoft-com:office:office" xmlns:oel="http://schemas.microsoft.com/office/2019/extlst" xmlns:r="http://schemas.openxmlformats.org/officeDocument/2006/relationships" xmlns:m="http://schemas.openxmlformats.org/officeDocument/2006/math" xmlns:v="urn:schemas-microsoft-com:vml" xmlns:wp14="http://schemas.microsoft.com/office/word/2010/wordprocessingDrawing" xmlns:wp="http://schemas.openxmlformats.org/drawingml/2006/wordprocessingDrawing" xmlns:w10="urn:schemas-microsoft-com:office:word" xmlns:w="http://schemas.openxmlformats.org/wordprocessingml/2006/main" xmlns:w14="http://schemas.microsoft.com/office/word/2010/wordml" xmlns:w15="http://schemas.microsoft.com/office/word/2012/wordml" xmlns:w16cei="http://schemas.microsoft.com/office/word/2026/wordml/cei" xmlns:w16cex="http://schemas.microsoft.com/office/word/2018/wordml/cex" xmlns:w16cid="http://schemas.microsoft.com/office/word/2016/wordml/cid" xmlns:w16="http://schemas.microsoft.com/office/word/2018/wordml" xmlns:w16du="http://schemas.microsoft.com/office/word/2023/wordml/word16du" xmlns:w16sdtdh="http://schemas.microsoft.com/office/word/2020/wordml/sdtdatahash" xmlns:w16sdtfl="http://schemas.microsoft.com/office/word/2024/wordml/sdtformatlock" xmlns:w16se="http://schemas.microsoft.com/office/word/2015/wordml/symex" xmlns:wpg="http://schemas.microsoft.com/office/word/2010/wordprocessingGroup" xmlns:wpi="http://schemas.microsoft.com/office/word/2010/wordprocessingInk" xmlns:wne="http://schemas.microsoft.com/office/word/2006/wordml" xmlns:wps="http://schemas.microsoft.com/office/word/2010/wordprocessingShape" mc:Ignorable="w14 w15 w16se w16cid w16 w16cex w16sdtdh w16sdtfl w16du wp14">
+<w:document xmlns:wpc="http://schemas.microsoft.com/office/word/2010/wordprocessingCanvas" xmlns:cx="http://schemas.microsoft.com/office/drawing/2014/chartex" xmlns:cx1="http://schemas.microsoft.com/office/drawing/2015/9/8/chartex" xmlns:cx2="http://schemas.microsoft.com/office/drawing/2015/10/21/chartex" xmlns:cx3="http://schemas.microsoft.com/office/drawing/2016/5/9/chartex" xmlns:cx4="http://schemas.microsoft.com/office/drawing/2016/5/10/chartex" xmlns:cx5="http://schemas.microsoft.com/office/drawing/2016/5/11/chartex" xmlns:cx6="http://schemas.microsoft.com/office/drawing/2016/5/12/chartex" xmlns:cx7="http://schemas.microsoft.com/office/drawing/2016/5/13/chartex" xmlns:cx8="http://schemas.microsoft.com/office/drawing/2016/5/14/chartex" xmlns:mc="http://schemas.openxmlformats.org/markup-compatibility/2006" xmlns:aink="http://schemas.microsoft.com/office/drawing/2016/ink" xmlns:am3d="http://schemas.microsoft.com/office/drawing/2017/model3d" xmlns:o="urn:schemas-microsoft-com:office:office" xmlns:oel="http://schemas.microsoft.com/office/2019/extlst" xmlns:r="http://schemas.openxmlformats.org/officeDocument/2006/relationships" xmlns:m="http://schemas.openxmlformats.org/officeDocument/2006/math" xmlns:v="urn:schemas-microsoft-com:vml" xmlns:wp14="http://schemas.microsoft.com/office/word/2010/wordprocessingDrawing" xmlns:wp="http://schemas.openxmlformats.org/drawingml/2006/wordprocessingDrawing" xmlns:w10="urn:schemas-microsoft-com:office:word" xmlns:w="http://schemas.openxmlformats.org/wordprocessingml/2006/main" xmlns:w14="http://schemas.microsoft.com/office/word/2010/wordml" xmlns:w15="http://schemas.microsoft.com/office/word/2012/wordml" xmlns:w16cex="http://schemas.microsoft.com/office/word/2018/wordml/cex" xmlns:w16cid="http://schemas.microsoft.com/office/word/2016/wordml/cid" xmlns:w16="http://schemas.microsoft.com/office/word/2018/wordml" xmlns:w16du="http://schemas.microsoft.com/office/word/2023/wordml/word16du" xmlns:w16sdtdh="http://schemas.microsoft.com/office/word/2020/wordml/sdtdatahash" xmlns:w16sdtfl="http://schemas.microsoft.com/office/word/2024/wordml/sdtformatlock" xmlns:w16se="http://schemas.microsoft.com/office/word/2015/wordml/symex" xmlns:wpg="http://schemas.microsoft.com/office/word/2010/wordprocessingGroup" xmlns:wpi="http://schemas.microsoft.com/office/word/2010/wordprocessingInk" xmlns:wne="http://schemas.microsoft.com/office/word/2006/wordml" xmlns:wps="http://schemas.microsoft.com/office/word/2010/wordprocessingShape" mc:Ignorable="w14 w15 w16se w16cid w16 w16cex w16sdtdh w16sdtfl w16du wp14">
   <w:body>
     <w:p>
       <w:pPr>
@@ -139,7 +139,13 @@
         <w:t xml:space="preserve"> </w:t>
       </w:r>
       <w:r>
-        <w:t xml:space="preserve">doit inclure au moins trois figurines. Vous pouvez dépenser jusqu'à 500 Couronnes d’Or pour sa constitution. Le nombre maximum de guerriers de la bande est de 15. </w:t>
+        <w:t>doit inclure au moins trois figurines. Vous pouvez dépenser jusqu'à 500 Couronnes d’Or pour sa constitution. Le nombre maximum de guerriers de la bande est de 1</w:t>
+      </w:r>
+      <w:r>
+        <w:t>3</w:t>
+      </w:r>
+      <w:r>
+        <w:t xml:space="preserve">. </w:t>
       </w:r>
     </w:p>
     <w:p>
@@ -235,7 +241,13 @@
         <w:t xml:space="preserve"> : Votre bande peut inclure </w:t>
       </w:r>
       <w:r>
-        <w:t>jusqu’à 3 éphèbes</w:t>
+        <w:t xml:space="preserve">jusqu’à </w:t>
+      </w:r>
+      <w:r>
+        <w:t>2</w:t>
+      </w:r>
+      <w:r>
+        <w:t xml:space="preserve"> éphèbes</w:t>
       </w:r>
       <w:r>
         <w:t xml:space="preserve">, si vous le désirez. </w:t>
@@ -253,7 +265,13 @@
         <w:t xml:space="preserve">Hoplite </w:t>
       </w:r>
       <w:r>
-        <w:t xml:space="preserve">: Votre bande peut inclure jusqu’à 3 </w:t>
+        <w:t xml:space="preserve">: Votre bande peut inclure jusqu’à </w:t>
+      </w:r>
+      <w:r>
+        <w:t>2</w:t>
+      </w:r>
+      <w:r>
+        <w:t xml:space="preserve"> </w:t>
       </w:r>
       <w:r>
         <w:t>hoplites</w:t>
@@ -280,7 +298,13 @@
         <w:t xml:space="preserve">: </w:t>
       </w:r>
       <w:r>
-        <w:t xml:space="preserve">Votre bande peut inclure jusqu’à 3 hypaspistes. </w:t>
+        <w:t xml:space="preserve">Votre bande peut inclure jusqu’à </w:t>
+      </w:r>
+      <w:r>
+        <w:t>2</w:t>
+      </w:r>
+      <w:r>
+        <w:t xml:space="preserve"> hypaspistes. </w:t>
       </w:r>
     </w:p>
     <w:p>
@@ -301,7 +325,13 @@
         <w:t>:</w:t>
       </w:r>
       <w:r>
-        <w:t xml:space="preserve"> Votre bande peut inclure jusqu’à 3 peltastes. </w:t>
+        <w:t xml:space="preserve"> Votre bande peut inclure jusqu’à </w:t>
+      </w:r>
+      <w:r>
+        <w:t>2</w:t>
+      </w:r>
+      <w:r>
+        <w:t xml:space="preserve"> peltastes. </w:t>
       </w:r>
     </w:p>
     <w:p>
@@ -328,7 +358,13 @@
         <w:t xml:space="preserve"> </w:t>
       </w:r>
       <w:r>
-        <w:t xml:space="preserve">Votre bande peut inclure jusqu’à 3 taxiarques. </w:t>
+        <w:t xml:space="preserve">Votre bande peut inclure jusqu’à </w:t>
+      </w:r>
+      <w:r>
+        <w:t>2</w:t>
+      </w:r>
+      <w:r>
+        <w:t xml:space="preserve"> taxiarques. </w:t>
       </w:r>
     </w:p>
     <w:p>
@@ -5087,7 +5123,7 @@
         <w:t>–</w:t>
       </w:r>
       <w:r>
-        <w:t>3</w:t>
+        <w:t>2</w:t>
       </w:r>
       <w:r>
         <w:t xml:space="preserve"> </w:t>
@@ -5721,7 +5757,10 @@
         <w:t>–</w:t>
       </w:r>
       <w:r>
-        <w:t xml:space="preserve">3 </w:t>
+        <w:t>2</w:t>
+      </w:r>
+      <w:r>
+        <w:t xml:space="preserve"> </w:t>
       </w:r>
       <w:r>
         <w:t>Hoplite</w:t>
@@ -6277,7 +6316,10 @@
         <w:pStyle w:val="Titlepart"/>
       </w:pPr>
       <w:r>
-        <w:t>0–3</w:t>
+        <w:t>0–</w:t>
+      </w:r>
+      <w:r>
+        <w:t>2</w:t>
       </w:r>
       <w:r>
         <w:t xml:space="preserve"> </w:t>
@@ -6835,7 +6877,10 @@
         <w:pStyle w:val="Titlepart"/>
       </w:pPr>
       <w:r>
-        <w:t>0–3</w:t>
+        <w:t>0–</w:t>
+      </w:r>
+      <w:r>
+        <w:t>2</w:t>
       </w:r>
       <w:r>
         <w:t xml:space="preserve"> </w:t>
@@ -7392,7 +7437,10 @@
         <w:pStyle w:val="Titlepart"/>
       </w:pPr>
       <w:r>
-        <w:t>0–3</w:t>
+        <w:t>0–</w:t>
+      </w:r>
+      <w:r>
+        <w:t>2</w:t>
       </w:r>
       <w:r>
         <w:t xml:space="preserve"> </w:t>
@@ -8960,21 +9008,7 @@
               <w:rPr>
                 <w:szCs w:val="20"/>
               </w:rPr>
-              <w:t xml:space="preserve">a tête d'Hydre </w:t>
-            </w:r>
-            <w:proofErr w:type="gramStart"/>
-            <w:r>
-              <w:rPr>
-                <w:szCs w:val="20"/>
-              </w:rPr>
-              <w:t>a</w:t>
-            </w:r>
-            <w:proofErr w:type="gramEnd"/>
-            <w:r>
-              <w:rPr>
-                <w:szCs w:val="20"/>
-              </w:rPr>
-              <w:t xml:space="preserve"> une CC de 5. L'ennemi résout son attaque contre elle en suivant le tableau des jets pour toucher habituel.</w:t>
+              <w:t>a tête d'Hydre a une CC de 5. L'ennemi résout son attaque contre elle en suivant le tableau des jets pour toucher habituel.</w:t>
             </w:r>
             <w:r>
               <w:rPr>
@@ -9050,7 +9084,7 @@
 </file>
 
 <file path=word/endnotes.xml><?xml version="1.0" encoding="utf-8"?>
-<w:endnotes xmlns:wpc="http://schemas.microsoft.com/office/word/2010/wordprocessingCanvas" xmlns:cx="http://schemas.microsoft.com/office/drawing/2014/chartex" xmlns:cx1="http://schemas.microsoft.com/office/drawing/2015/9/8/chartex" xmlns:cx2="http://schemas.microsoft.com/office/drawing/2015/10/21/chartex" xmlns:cx3="http://schemas.microsoft.com/office/drawing/2016/5/9/chartex" xmlns:cx4="http://schemas.microsoft.com/office/drawing/2016/5/10/chartex" xmlns:cx5="http://schemas.microsoft.com/office/drawing/2016/5/11/chartex" xmlns:cx6="http://schemas.microsoft.com/office/drawing/2016/5/12/chartex" xmlns:cx7="http://schemas.microsoft.com/office/drawing/2016/5/13/chartex" xmlns:cx8="http://schemas.microsoft.com/office/drawing/2016/5/14/chartex" xmlns:mc="http://schemas.openxmlformats.org/markup-compatibility/2006" xmlns:aink="http://schemas.microsoft.com/office/drawing/2016/ink" xmlns:am3d="http://schemas.microsoft.com/office/drawing/2017/model3d" xmlns:o="urn:schemas-microsoft-com:office:office" xmlns:oel="http://schemas.microsoft.com/office/2019/extlst" xmlns:r="http://schemas.openxmlformats.org/officeDocument/2006/relationships" xmlns:m="http://schemas.openxmlformats.org/officeDocument/2006/math" xmlns:v="urn:schemas-microsoft-com:vml" xmlns:wp14="http://schemas.microsoft.com/office/word/2010/wordprocessingDrawing" xmlns:wp="http://schemas.openxmlformats.org/drawingml/2006/wordprocessingDrawing" xmlns:w10="urn:schemas-microsoft-com:office:word" xmlns:w="http://schemas.openxmlformats.org/wordprocessingml/2006/main" xmlns:w14="http://schemas.microsoft.com/office/word/2010/wordml" xmlns:w15="http://schemas.microsoft.com/office/word/2012/wordml" xmlns:w16cei="http://schemas.microsoft.com/office/word/2026/wordml/cei" xmlns:w16cex="http://schemas.microsoft.com/office/word/2018/wordml/cex" xmlns:w16cid="http://schemas.microsoft.com/office/word/2016/wordml/cid" xmlns:w16="http://schemas.microsoft.com/office/word/2018/wordml" xmlns:w16du="http://schemas.microsoft.com/office/word/2023/wordml/word16du" xmlns:w16sdtdh="http://schemas.microsoft.com/office/word/2020/wordml/sdtdatahash" xmlns:w16sdtfl="http://schemas.microsoft.com/office/word/2024/wordml/sdtformatlock" xmlns:w16se="http://schemas.microsoft.com/office/word/2015/wordml/symex" xmlns:wpg="http://schemas.microsoft.com/office/word/2010/wordprocessingGroup" xmlns:wpi="http://schemas.microsoft.com/office/word/2010/wordprocessingInk" xmlns:wne="http://schemas.microsoft.com/office/word/2006/wordml" xmlns:wps="http://schemas.microsoft.com/office/word/2010/wordprocessingShape" mc:Ignorable="w14 w15 w16se w16cid w16 w16cex w16sdtdh w16sdtfl w16du wp14">
+<w:endnotes xmlns:wpc="http://schemas.microsoft.com/office/word/2010/wordprocessingCanvas" xmlns:cx="http://schemas.microsoft.com/office/drawing/2014/chartex" xmlns:cx1="http://schemas.microsoft.com/office/drawing/2015/9/8/chartex" xmlns:cx2="http://schemas.microsoft.com/office/drawing/2015/10/21/chartex" xmlns:cx3="http://schemas.microsoft.com/office/drawing/2016/5/9/chartex" xmlns:cx4="http://schemas.microsoft.com/office/drawing/2016/5/10/chartex" xmlns:cx5="http://schemas.microsoft.com/office/drawing/2016/5/11/chartex" xmlns:cx6="http://schemas.microsoft.com/office/drawing/2016/5/12/chartex" xmlns:cx7="http://schemas.microsoft.com/office/drawing/2016/5/13/chartex" xmlns:cx8="http://schemas.microsoft.com/office/drawing/2016/5/14/chartex" xmlns:mc="http://schemas.openxmlformats.org/markup-compatibility/2006" xmlns:aink="http://schemas.microsoft.com/office/drawing/2016/ink" xmlns:am3d="http://schemas.microsoft.com/office/drawing/2017/model3d" xmlns:o="urn:schemas-microsoft-com:office:office" xmlns:oel="http://schemas.microsoft.com/office/2019/extlst" xmlns:r="http://schemas.openxmlformats.org/officeDocument/2006/relationships" xmlns:m="http://schemas.openxmlformats.org/officeDocument/2006/math" xmlns:v="urn:schemas-microsoft-com:vml" xmlns:wp14="http://schemas.microsoft.com/office/word/2010/wordprocessingDrawing" xmlns:wp="http://schemas.openxmlformats.org/drawingml/2006/wordprocessingDrawing" xmlns:w10="urn:schemas-microsoft-com:office:word" xmlns:w="http://schemas.openxmlformats.org/wordprocessingml/2006/main" xmlns:w14="http://schemas.microsoft.com/office/word/2010/wordml" xmlns:w15="http://schemas.microsoft.com/office/word/2012/wordml" xmlns:w16cex="http://schemas.microsoft.com/office/word/2018/wordml/cex" xmlns:w16cid="http://schemas.microsoft.com/office/word/2016/wordml/cid" xmlns:w16="http://schemas.microsoft.com/office/word/2018/wordml" xmlns:w16du="http://schemas.microsoft.com/office/word/2023/wordml/word16du" xmlns:w16sdtdh="http://schemas.microsoft.com/office/word/2020/wordml/sdtdatahash" xmlns:w16sdtfl="http://schemas.microsoft.com/office/word/2024/wordml/sdtformatlock" xmlns:w16se="http://schemas.microsoft.com/office/word/2015/wordml/symex" xmlns:wpg="http://schemas.microsoft.com/office/word/2010/wordprocessingGroup" xmlns:wpi="http://schemas.microsoft.com/office/word/2010/wordprocessingInk" xmlns:wne="http://schemas.microsoft.com/office/word/2006/wordml" xmlns:wps="http://schemas.microsoft.com/office/word/2010/wordprocessingShape" mc:Ignorable="w14 w15 w16se w16cid w16 w16cex w16sdtdh w16sdtfl w16du wp14">
   <w:endnote w:type="separator" w:id="-1">
     <w:p>
       <w:pPr>
@@ -9075,7 +9109,7 @@
 </file>
 
 <file path=word/footnotes.xml><?xml version="1.0" encoding="utf-8"?>
-<w:footnotes xmlns:wpc="http://schemas.microsoft.com/office/word/2010/wordprocessingCanvas" xmlns:cx="http://schemas.microsoft.com/office/drawing/2014/chartex" xmlns:cx1="http://schemas.microsoft.com/office/drawing/2015/9/8/chartex" xmlns:cx2="http://schemas.microsoft.com/office/drawing/2015/10/21/chartex" xmlns:cx3="http://schemas.microsoft.com/office/drawing/2016/5/9/chartex" xmlns:cx4="http://schemas.microsoft.com/office/drawing/2016/5/10/chartex" xmlns:cx5="http://schemas.microsoft.com/office/drawing/2016/5/11/chartex" xmlns:cx6="http://schemas.microsoft.com/office/drawing/2016/5/12/chartex" xmlns:cx7="http://schemas.microsoft.com/office/drawing/2016/5/13/chartex" xmlns:cx8="http://schemas.microsoft.com/office/drawing/2016/5/14/chartex" xmlns:mc="http://schemas.openxmlformats.org/markup-compatibility/2006" xmlns:aink="http://schemas.microsoft.com/office/drawing/2016/ink" xmlns:am3d="http://schemas.microsoft.com/office/drawing/2017/model3d" xmlns:o="urn:schemas-microsoft-com:office:office" xmlns:oel="http://schemas.microsoft.com/office/2019/extlst" xmlns:r="http://schemas.openxmlformats.org/officeDocument/2006/relationships" xmlns:m="http://schemas.openxmlformats.org/officeDocument/2006/math" xmlns:v="urn:schemas-microsoft-com:vml" xmlns:wp14="http://schemas.microsoft.com/office/word/2010/wordprocessingDrawing" xmlns:wp="http://schemas.openxmlformats.org/drawingml/2006/wordprocessingDrawing" xmlns:w10="urn:schemas-microsoft-com:office:word" xmlns:w="http://schemas.openxmlformats.org/wordprocessingml/2006/main" xmlns:w14="http://schemas.microsoft.com/office/word/2010/wordml" xmlns:w15="http://schemas.microsoft.com/office/word/2012/wordml" xmlns:w16cei="http://schemas.microsoft.com/office/word/2026/wordml/cei" xmlns:w16cex="http://schemas.microsoft.com/office/word/2018/wordml/cex" xmlns:w16cid="http://schemas.microsoft.com/office/word/2016/wordml/cid" xmlns:w16="http://schemas.microsoft.com/office/word/2018/wordml" xmlns:w16du="http://schemas.microsoft.com/office/word/2023/wordml/word16du" xmlns:w16sdtdh="http://schemas.microsoft.com/office/word/2020/wordml/sdtdatahash" xmlns:w16sdtfl="http://schemas.microsoft.com/office/word/2024/wordml/sdtformatlock" xmlns:w16se="http://schemas.microsoft.com/office/word/2015/wordml/symex" xmlns:wpg="http://schemas.microsoft.com/office/word/2010/wordprocessingGroup" xmlns:wpi="http://schemas.microsoft.com/office/word/2010/wordprocessingInk" xmlns:wne="http://schemas.microsoft.com/office/word/2006/wordml" xmlns:wps="http://schemas.microsoft.com/office/word/2010/wordprocessingShape" mc:Ignorable="w14 w15 w16se w16cid w16 w16cex w16sdtdh w16sdtfl w16du wp14">
+<w:footnotes xmlns:wpc="http://schemas.microsoft.com/office/word/2010/wordprocessingCanvas" xmlns:cx="http://schemas.microsoft.com/office/drawing/2014/chartex" xmlns:cx1="http://schemas.microsoft.com/office/drawing/2015/9/8/chartex" xmlns:cx2="http://schemas.microsoft.com/office/drawing/2015/10/21/chartex" xmlns:cx3="http://schemas.microsoft.com/office/drawing/2016/5/9/chartex" xmlns:cx4="http://schemas.microsoft.com/office/drawing/2016/5/10/chartex" xmlns:cx5="http://schemas.microsoft.com/office/drawing/2016/5/11/chartex" xmlns:cx6="http://schemas.microsoft.com/office/drawing/2016/5/12/chartex" xmlns:cx7="http://schemas.microsoft.com/office/drawing/2016/5/13/chartex" xmlns:cx8="http://schemas.microsoft.com/office/drawing/2016/5/14/chartex" xmlns:mc="http://schemas.openxmlformats.org/markup-compatibility/2006" xmlns:aink="http://schemas.microsoft.com/office/drawing/2016/ink" xmlns:am3d="http://schemas.microsoft.com/office/drawing/2017/model3d" xmlns:o="urn:schemas-microsoft-com:office:office" xmlns:oel="http://schemas.microsoft.com/office/2019/extlst" xmlns:r="http://schemas.openxmlformats.org/officeDocument/2006/relationships" xmlns:m="http://schemas.openxmlformats.org/officeDocument/2006/math" xmlns:v="urn:schemas-microsoft-com:vml" xmlns:wp14="http://schemas.microsoft.com/office/word/2010/wordprocessingDrawing" xmlns:wp="http://schemas.openxmlformats.org/drawingml/2006/wordprocessingDrawing" xmlns:w10="urn:schemas-microsoft-com:office:word" xmlns:w="http://schemas.openxmlformats.org/wordprocessingml/2006/main" xmlns:w14="http://schemas.microsoft.com/office/word/2010/wordml" xmlns:w15="http://schemas.microsoft.com/office/word/2012/wordml" xmlns:w16cex="http://schemas.microsoft.com/office/word/2018/wordml/cex" xmlns:w16cid="http://schemas.microsoft.com/office/word/2016/wordml/cid" xmlns:w16="http://schemas.microsoft.com/office/word/2018/wordml" xmlns:w16du="http://schemas.microsoft.com/office/word/2023/wordml/word16du" xmlns:w16sdtdh="http://schemas.microsoft.com/office/word/2020/wordml/sdtdatahash" xmlns:w16sdtfl="http://schemas.microsoft.com/office/word/2024/wordml/sdtformatlock" xmlns:w16se="http://schemas.microsoft.com/office/word/2015/wordml/symex" xmlns:wpg="http://schemas.microsoft.com/office/word/2010/wordprocessingGroup" xmlns:wpi="http://schemas.microsoft.com/office/word/2010/wordprocessingInk" xmlns:wne="http://schemas.microsoft.com/office/word/2006/wordml" xmlns:wps="http://schemas.microsoft.com/office/word/2010/wordprocessingShape" mc:Ignorable="w14 w15 w16se w16cid w16 w16cex w16sdtdh w16sdtfl w16du wp14">
   <w:footnote w:type="separator" w:id="-1">
     <w:p>
       <w:pPr>
@@ -9100,7 +9134,7 @@
 </file>
 
 <file path=word/numbering.xml><?xml version="1.0" encoding="utf-8"?>
-<w:numbering xmlns:wpc="http://schemas.microsoft.com/office/word/2010/wordprocessingCanvas" xmlns:cx="http://schemas.microsoft.com/office/drawing/2014/chartex" xmlns:cx1="http://schemas.microsoft.com/office/drawing/2015/9/8/chartex" xmlns:cx2="http://schemas.microsoft.com/office/drawing/2015/10/21/chartex" xmlns:cx3="http://schemas.microsoft.com/office/drawing/2016/5/9/chartex" xmlns:cx4="http://schemas.microsoft.com/office/drawing/2016/5/10/chartex" xmlns:cx5="http://schemas.microsoft.com/office/drawing/2016/5/11/chartex" xmlns:cx6="http://schemas.microsoft.com/office/drawing/2016/5/12/chartex" xmlns:cx7="http://schemas.microsoft.com/office/drawing/2016/5/13/chartex" xmlns:cx8="http://schemas.microsoft.com/office/drawing/2016/5/14/chartex" xmlns:mc="http://schemas.openxmlformats.org/markup-compatibility/2006" xmlns:aink="http://schemas.microsoft.com/office/drawing/2016/ink" xmlns:am3d="http://schemas.microsoft.com/office/drawing/2017/model3d" xmlns:o="urn:schemas-microsoft-com:office:office" xmlns:oel="http://schemas.microsoft.com/office/2019/extlst" xmlns:r="http://schemas.openxmlformats.org/officeDocument/2006/relationships" xmlns:m="http://schemas.openxmlformats.org/officeDocument/2006/math" xmlns:v="urn:schemas-microsoft-com:vml" xmlns:wp14="http://schemas.microsoft.com/office/word/2010/wordprocessingDrawing" xmlns:wp="http://schemas.openxmlformats.org/drawingml/2006/wordprocessingDrawing" xmlns:w10="urn:schemas-microsoft-com:office:word" xmlns:w="http://schemas.openxmlformats.org/wordprocessingml/2006/main" xmlns:w14="http://schemas.microsoft.com/office/word/2010/wordml" xmlns:w15="http://schemas.microsoft.com/office/word/2012/wordml" xmlns:w16cei="http://schemas.microsoft.com/office/word/2026/wordml/cei" xmlns:w16cex="http://schemas.microsoft.com/office/word/2018/wordml/cex" xmlns:w16cid="http://schemas.microsoft.com/office/word/2016/wordml/cid" xmlns:w16="http://schemas.microsoft.com/office/word/2018/wordml" xmlns:w16du="http://schemas.microsoft.com/office/word/2023/wordml/word16du" xmlns:w16sdtdh="http://schemas.microsoft.com/office/word/2020/wordml/sdtdatahash" xmlns:w16sdtfl="http://schemas.microsoft.com/office/word/2024/wordml/sdtformatlock" xmlns:w16se="http://schemas.microsoft.com/office/word/2015/wordml/symex" xmlns:wpg="http://schemas.microsoft.com/office/word/2010/wordprocessingGroup" xmlns:wpi="http://schemas.microsoft.com/office/word/2010/wordprocessingInk" xmlns:wne="http://schemas.microsoft.com/office/word/2006/wordml" xmlns:wps="http://schemas.microsoft.com/office/word/2010/wordprocessingShape" mc:Ignorable="w14 w15 w16se w16cid w16 w16cex w16sdtdh w16sdtfl w16du wp14">
+<w:numbering xmlns:wpc="http://schemas.microsoft.com/office/word/2010/wordprocessingCanvas" xmlns:cx="http://schemas.microsoft.com/office/drawing/2014/chartex" xmlns:cx1="http://schemas.microsoft.com/office/drawing/2015/9/8/chartex" xmlns:cx2="http://schemas.microsoft.com/office/drawing/2015/10/21/chartex" xmlns:cx3="http://schemas.microsoft.com/office/drawing/2016/5/9/chartex" xmlns:cx4="http://schemas.microsoft.com/office/drawing/2016/5/10/chartex" xmlns:cx5="http://schemas.microsoft.com/office/drawing/2016/5/11/chartex" xmlns:cx6="http://schemas.microsoft.com/office/drawing/2016/5/12/chartex" xmlns:cx7="http://schemas.microsoft.com/office/drawing/2016/5/13/chartex" xmlns:cx8="http://schemas.microsoft.com/office/drawing/2016/5/14/chartex" xmlns:mc="http://schemas.openxmlformats.org/markup-compatibility/2006" xmlns:aink="http://schemas.microsoft.com/office/drawing/2016/ink" xmlns:am3d="http://schemas.microsoft.com/office/drawing/2017/model3d" xmlns:o="urn:schemas-microsoft-com:office:office" xmlns:oel="http://schemas.microsoft.com/office/2019/extlst" xmlns:r="http://schemas.openxmlformats.org/officeDocument/2006/relationships" xmlns:m="http://schemas.openxmlformats.org/officeDocument/2006/math" xmlns:v="urn:schemas-microsoft-com:vml" xmlns:wp14="http://schemas.microsoft.com/office/word/2010/wordprocessingDrawing" xmlns:wp="http://schemas.openxmlformats.org/drawingml/2006/wordprocessingDrawing" xmlns:w10="urn:schemas-microsoft-com:office:word" xmlns:w="http://schemas.openxmlformats.org/wordprocessingml/2006/main" xmlns:w14="http://schemas.microsoft.com/office/word/2010/wordml" xmlns:w15="http://schemas.microsoft.com/office/word/2012/wordml" xmlns:w16cex="http://schemas.microsoft.com/office/word/2018/wordml/cex" xmlns:w16cid="http://schemas.microsoft.com/office/word/2016/wordml/cid" xmlns:w16="http://schemas.microsoft.com/office/word/2018/wordml" xmlns:w16du="http://schemas.microsoft.com/office/word/2023/wordml/word16du" xmlns:w16sdtdh="http://schemas.microsoft.com/office/word/2020/wordml/sdtdatahash" xmlns:w16sdtfl="http://schemas.microsoft.com/office/word/2024/wordml/sdtformatlock" xmlns:w16se="http://schemas.microsoft.com/office/word/2015/wordml/symex" xmlns:wpg="http://schemas.microsoft.com/office/word/2010/wordprocessingGroup" xmlns:wpi="http://schemas.microsoft.com/office/word/2010/wordprocessingInk" xmlns:wne="http://schemas.microsoft.com/office/word/2006/wordml" xmlns:wps="http://schemas.microsoft.com/office/word/2010/wordprocessingShape" mc:Ignorable="w14 w15 w16se w16cid w16 w16cex w16sdtdh w16sdtfl w16du wp14">
   <w:numPicBullet w:numPicBulletId="0">
     <w:pict>
       <v:rect id="_x0000_i1025" style="width:0;height:1.5pt" o:hralign="center" o:bullet="t" o:hrstd="t" o:hr="t" fillcolor="#a0a0a0" stroked="f"/>
